--- a/Lab Reports/OS Lab/OS Lab Report 3.docx
+++ b/Lab Reports/OS Lab/OS Lab Report 3.docx
@@ -5153,6 +5153,18 @@
           </mc:Fallback>
         </mc:AlternateContent>
       </w:r>
+    </w:p>
+    <w:p>
+      <w:pPr>
+        <w:rPr>
+          <w:rFonts w:ascii="Times New Roman" w:hAnsi="Times New Roman" w:cs="Times New Roman"/>
+          <w:b/>
+          <w:bCs/>
+          <w:sz w:val="28"/>
+          <w:szCs w:val="28"/>
+          <w:u w:val="single"/>
+        </w:rPr>
+      </w:pPr>
     </w:p>
     <w:sectPr>
       <w:pgSz w:w="11906" w:h="16838" w:code="9"/>
